--- a/documents_templates/seatings.docx
+++ b/documents_templates/seatings.docx
@@ -71,7 +71,7 @@
         <mc:AlternateContent>
           <mc:Choice Requires="wps">
             <w:drawing>
-              <wp:anchor behindDoc="0" distT="0" distB="0" distL="112395" distR="110490" simplePos="0" locked="0" layoutInCell="0" allowOverlap="1" relativeHeight="3">
+              <wp:anchor behindDoc="0" distT="0" distB="0" distL="111760" distR="109220" simplePos="0" locked="0" layoutInCell="0" allowOverlap="1" relativeHeight="3">
                 <wp:simplePos x="0" y="0"/>
                 <wp:positionH relativeFrom="margin">
                   <wp:posOffset>5918200</wp:posOffset>
@@ -319,37 +319,7 @@
           <w:szCs w:val="20"/>
           <w:lang w:val="en-US"/>
         </w:rPr>
-        <w:t>+++</w:t>
-      </w:r>
-      <w:r>
-        <w:rPr>
-          <w:rFonts w:cs="Times New Roman" w:ascii="Times New Roman" w:hAnsi="Times New Roman"/>
-          <w:b/>
-          <w:sz w:val="20"/>
-          <w:szCs w:val="20"/>
-          <w:lang w:val="en-US"/>
-        </w:rPr>
-        <w:t>$</w:t>
-      </w:r>
-      <w:r>
-        <w:rPr>
-          <w:rFonts w:cs="Times New Roman" w:ascii="Times New Roman" w:hAnsi="Times New Roman"/>
-          <w:b/>
-          <w:sz w:val="20"/>
-          <w:szCs w:val="20"/>
-          <w:lang w:val="en-US"/>
-        </w:rPr>
-        <w:t>assign.name</w:t>
-      </w:r>
-      <w:r>
-        <w:rPr>
-          <w:rFonts w:cs="Times New Roman" w:ascii="Times New Roman" w:hAnsi="Times New Roman"/>
-          <w:b/>
-          <w:sz w:val="20"/>
-          <w:szCs w:val="20"/>
-          <w:lang w:val="en-US"/>
-        </w:rPr>
-        <w:t>+++</w:t>
+        <w:t>+++$assign.name+++</w:t>
       </w:r>
       <w:r>
         <w:rPr>
@@ -372,7 +342,7 @@
     <w:tbl>
       <w:tblPr>
         <w:tblStyle w:val="Grilledutableau"/>
-        <w:tblW w:w="10473" w:type="dxa"/>
+        <w:tblW w:w="10659" w:type="dxa"/>
         <w:jc w:val="left"/>
         <w:tblInd w:w="-113" w:type="dxa"/>
         <w:tblLayout w:type="fixed"/>
@@ -385,12 +355,12 @@
         <w:tblLook w:val="04a0" w:noHBand="0" w:noVBand="1" w:firstColumn="1" w:lastRow="0" w:lastColumn="0" w:firstRow="1"/>
       </w:tblPr>
       <w:tblGrid>
-        <w:gridCol w:w="504"/>
-        <w:gridCol w:w="3138"/>
-        <w:gridCol w:w="696"/>
-        <w:gridCol w:w="1562"/>
+        <w:gridCol w:w="503"/>
+        <w:gridCol w:w="3139"/>
+        <w:gridCol w:w="695"/>
+        <w:gridCol w:w="1563"/>
         <w:gridCol w:w="2091"/>
-        <w:gridCol w:w="2481"/>
+        <w:gridCol w:w="2668"/>
       </w:tblGrid>
       <w:tr>
         <w:trPr>
@@ -398,7 +368,7 @@
         </w:trPr>
         <w:tc>
           <w:tcPr>
-            <w:tcW w:w="504" w:type="dxa"/>
+            <w:tcW w:w="503" w:type="dxa"/>
             <w:tcBorders/>
             <w:vAlign w:val="center"/>
           </w:tcPr>
@@ -434,7 +404,7 @@
         </w:tc>
         <w:tc>
           <w:tcPr>
-            <w:tcW w:w="3138" w:type="dxa"/>
+            <w:tcW w:w="3139" w:type="dxa"/>
             <w:tcBorders/>
             <w:vAlign w:val="center"/>
           </w:tcPr>
@@ -461,7 +431,7 @@
         </w:tc>
         <w:tc>
           <w:tcPr>
-            <w:tcW w:w="696" w:type="dxa"/>
+            <w:tcW w:w="695" w:type="dxa"/>
             <w:tcBorders>
               <w:right w:val="nil"/>
             </w:tcBorders>
@@ -490,7 +460,7 @@
         </w:tc>
         <w:tc>
           <w:tcPr>
-            <w:tcW w:w="1562" w:type="dxa"/>
+            <w:tcW w:w="1563" w:type="dxa"/>
             <w:tcBorders>
               <w:right w:val="nil"/>
             </w:tcBorders>
@@ -548,7 +518,7 @@
         </w:tc>
         <w:tc>
           <w:tcPr>
-            <w:tcW w:w="2481" w:type="dxa"/>
+            <w:tcW w:w="2668" w:type="dxa"/>
             <w:tcBorders/>
             <w:vAlign w:val="center"/>
           </w:tcPr>
@@ -578,7 +548,7 @@
         </w:trPr>
         <w:tc>
           <w:tcPr>
-            <w:tcW w:w="504" w:type="dxa"/>
+            <w:tcW w:w="503" w:type="dxa"/>
             <w:tcBorders/>
             <w:vAlign w:val="center"/>
           </w:tcPr>
@@ -606,7 +576,7 @@
         </w:tc>
         <w:tc>
           <w:tcPr>
-            <w:tcW w:w="3138" w:type="dxa"/>
+            <w:tcW w:w="3139" w:type="dxa"/>
             <w:tcBorders/>
             <w:vAlign w:val="center"/>
           </w:tcPr>
@@ -627,53 +597,13 @@
                 <w:szCs w:val="18"/>
                 <w:lang w:val="en-US" w:eastAsia="en-US" w:bidi="ar-SA"/>
               </w:rPr>
-              <w:t xml:space="preserve">+++ FOR </w:t>
-            </w:r>
-            <w:r>
-              <w:rPr>
-                <w:rFonts w:eastAsia="Calibri" w:cs="Times New Roman" w:ascii="Times New Roman" w:hAnsi="Times New Roman"/>
-                <w:kern w:val="0"/>
-                <w:sz w:val="18"/>
-                <w:szCs w:val="18"/>
-                <w:lang w:val="en-US" w:eastAsia="en-US" w:bidi="ar-SA"/>
-              </w:rPr>
-              <w:t>std</w:t>
-            </w:r>
-            <w:r>
-              <w:rPr>
-                <w:rFonts w:eastAsia="Calibri" w:cs="Times New Roman" w:ascii="Times New Roman" w:hAnsi="Times New Roman"/>
-                <w:kern w:val="0"/>
-                <w:sz w:val="18"/>
-                <w:szCs w:val="18"/>
-                <w:lang w:val="en-US" w:eastAsia="en-US" w:bidi="ar-SA"/>
-              </w:rPr>
-              <w:t xml:space="preserve"> in $</w:t>
-            </w:r>
-            <w:r>
-              <w:rPr>
-                <w:rFonts w:eastAsia="Calibri" w:cs="Times New Roman" w:ascii="Times New Roman" w:hAnsi="Times New Roman"/>
-                <w:kern w:val="0"/>
-                <w:sz w:val="18"/>
-                <w:szCs w:val="18"/>
-                <w:lang w:val="en-US" w:eastAsia="en-US" w:bidi="ar-SA"/>
-              </w:rPr>
-              <w:t>assign</w:t>
-            </w:r>
-            <w:r>
-              <w:rPr>
-                <w:rFonts w:eastAsia="Calibri" w:cs="Times New Roman" w:ascii="Times New Roman" w:hAnsi="Times New Roman"/>
-                <w:kern w:val="0"/>
-                <w:sz w:val="18"/>
-                <w:szCs w:val="18"/>
-                <w:lang w:val="en-US" w:eastAsia="en-US" w:bidi="ar-SA"/>
-              </w:rPr>
-              <w:t>.students +++</w:t>
+              <w:t>+++ FOR std in $assign.students +++</w:t>
             </w:r>
           </w:p>
         </w:tc>
         <w:tc>
           <w:tcPr>
-            <w:tcW w:w="696" w:type="dxa"/>
+            <w:tcW w:w="695" w:type="dxa"/>
             <w:tcBorders>
               <w:right w:val="nil"/>
             </w:tcBorders>
@@ -703,7 +633,7 @@
         </w:tc>
         <w:tc>
           <w:tcPr>
-            <w:tcW w:w="1562" w:type="dxa"/>
+            <w:tcW w:w="1563" w:type="dxa"/>
             <w:tcBorders>
               <w:right w:val="nil"/>
             </w:tcBorders>
@@ -763,7 +693,7 @@
         </w:tc>
         <w:tc>
           <w:tcPr>
-            <w:tcW w:w="2481" w:type="dxa"/>
+            <w:tcW w:w="2668" w:type="dxa"/>
             <w:tcBorders/>
             <w:vAlign w:val="center"/>
           </w:tcPr>
@@ -792,11 +722,11 @@
       </w:tr>
       <w:tr>
         <w:trPr>
-          <w:trHeight w:val="406" w:hRule="atLeast"/>
+          <w:trHeight w:val="283" w:hRule="atLeast"/>
         </w:trPr>
         <w:tc>
           <w:tcPr>
-            <w:tcW w:w="504" w:type="dxa"/>
+            <w:tcW w:w="503" w:type="dxa"/>
             <w:tcBorders/>
             <w:vAlign w:val="center"/>
           </w:tcPr>
@@ -826,7 +756,7 @@
         </w:tc>
         <w:tc>
           <w:tcPr>
-            <w:tcW w:w="3138" w:type="dxa"/>
+            <w:tcW w:w="3139" w:type="dxa"/>
             <w:tcBorders/>
             <w:vAlign w:val="center"/>
           </w:tcPr>
@@ -870,33 +800,13 @@
                 <w:szCs w:val="18"/>
                 <w:lang w:val="fr-FR" w:eastAsia="en-US" w:bidi="ar-SA"/>
               </w:rPr>
-              <w:t>.enrolement.</w:t>
-            </w:r>
-            <w:r>
-              <w:rPr>
-                <w:rFonts w:eastAsia="Calibri" w:cs="Times New Roman" w:ascii="Times New Roman" w:hAnsi="Times New Roman"/>
-                <w:kern w:val="0"/>
-                <w:sz w:val="18"/>
-                <w:szCs w:val="18"/>
-                <w:lang w:val="fr-FR" w:eastAsia="en-US" w:bidi="ar-SA"/>
-              </w:rPr>
-              <w:t>student</w:t>
-            </w:r>
-            <w:r>
-              <w:rPr>
-                <w:rFonts w:eastAsia="Calibri" w:cs="Times New Roman" w:ascii="Times New Roman" w:hAnsi="Times New Roman"/>
-                <w:kern w:val="0"/>
-                <w:sz w:val="18"/>
-                <w:szCs w:val="18"/>
-                <w:lang w:val="fr-FR" w:eastAsia="en-US" w:bidi="ar-SA"/>
-              </w:rPr>
-              <w:t>.fullName+++</w:t>
+              <w:t>.enrolement.student.fullName+++</w:t>
             </w:r>
           </w:p>
         </w:tc>
         <w:tc>
           <w:tcPr>
-            <w:tcW w:w="696" w:type="dxa"/>
+            <w:tcW w:w="695" w:type="dxa"/>
             <w:tcBorders>
               <w:right w:val="nil"/>
             </w:tcBorders>
@@ -942,33 +852,13 @@
                 <w:szCs w:val="18"/>
                 <w:lang w:val="fr-FR" w:eastAsia="en-US" w:bidi="ar-SA"/>
               </w:rPr>
-              <w:t>.enrolement.</w:t>
-            </w:r>
-            <w:r>
-              <w:rPr>
-                <w:rFonts w:eastAsia="Calibri" w:cs="Times New Roman" w:ascii="Times New Roman" w:hAnsi="Times New Roman"/>
-                <w:kern w:val="0"/>
-                <w:sz w:val="18"/>
-                <w:szCs w:val="18"/>
-                <w:lang w:val="fr-FR" w:eastAsia="en-US" w:bidi="ar-SA"/>
-              </w:rPr>
-              <w:t>student</w:t>
-            </w:r>
-            <w:r>
-              <w:rPr>
-                <w:rFonts w:eastAsia="Calibri" w:cs="Times New Roman" w:ascii="Times New Roman" w:hAnsi="Times New Roman"/>
-                <w:kern w:val="0"/>
-                <w:sz w:val="18"/>
-                <w:szCs w:val="18"/>
-                <w:lang w:val="fr-FR" w:eastAsia="en-US" w:bidi="ar-SA"/>
-              </w:rPr>
-              <w:t>.gender+++</w:t>
+              <w:t>.enrolement.student.gender+++</w:t>
             </w:r>
           </w:p>
         </w:tc>
         <w:tc>
           <w:tcPr>
-            <w:tcW w:w="1562" w:type="dxa"/>
+            <w:tcW w:w="1563" w:type="dxa"/>
             <w:tcBorders>
               <w:right w:val="nil"/>
             </w:tcBorders>
@@ -1086,17 +976,7 @@
                 <w:szCs w:val="18"/>
                 <w:lang w:val="en-US" w:eastAsia="en-US" w:bidi="ar-SA"/>
               </w:rPr>
-              <w:t>std.</w:t>
-            </w:r>
-            <w:r>
-              <w:rPr>
-                <w:rFonts w:eastAsia="Calibri" w:cs="Times New Roman" w:ascii="Times New Roman" w:hAnsi="Times New Roman"/>
-                <w:kern w:val="0"/>
-                <w:sz w:val="18"/>
-                <w:szCs w:val="18"/>
-                <w:lang w:val="en-US" w:eastAsia="en-US" w:bidi="ar-SA"/>
-              </w:rPr>
-              <w:t>seat</w:t>
+              <w:t>std.seat</w:t>
             </w:r>
             <w:r>
               <w:rPr>
@@ -1112,7 +992,7 @@
         </w:tc>
         <w:tc>
           <w:tcPr>
-            <w:tcW w:w="2481" w:type="dxa"/>
+            <w:tcW w:w="2668" w:type="dxa"/>
             <w:tcBorders/>
             <w:vAlign w:val="center"/>
           </w:tcPr>
@@ -1177,7 +1057,7 @@
         </w:trPr>
         <w:tc>
           <w:tcPr>
-            <w:tcW w:w="504" w:type="dxa"/>
+            <w:tcW w:w="503" w:type="dxa"/>
             <w:tcBorders/>
             <w:vAlign w:val="center"/>
           </w:tcPr>
@@ -1205,7 +1085,7 @@
         </w:tc>
         <w:tc>
           <w:tcPr>
-            <w:tcW w:w="3138" w:type="dxa"/>
+            <w:tcW w:w="3139" w:type="dxa"/>
             <w:tcBorders/>
             <w:vAlign w:val="center"/>
           </w:tcPr>
@@ -1226,33 +1106,13 @@
                 <w:szCs w:val="18"/>
                 <w:lang w:val="fr-FR" w:eastAsia="en-US" w:bidi="ar-SA"/>
               </w:rPr>
-              <w:t xml:space="preserve">+++ END-FOR </w:t>
-            </w:r>
-            <w:r>
-              <w:rPr>
-                <w:rFonts w:eastAsia="Calibri" w:cs="Times New Roman" w:ascii="Times New Roman" w:hAnsi="Times New Roman"/>
-                <w:kern w:val="0"/>
-                <w:sz w:val="18"/>
-                <w:szCs w:val="18"/>
-                <w:lang w:val="fr-FR" w:eastAsia="en-US" w:bidi="ar-SA"/>
-              </w:rPr>
-              <w:t>std</w:t>
-            </w:r>
-            <w:r>
-              <w:rPr>
-                <w:rFonts w:eastAsia="Calibri" w:cs="Times New Roman" w:ascii="Times New Roman" w:hAnsi="Times New Roman"/>
-                <w:kern w:val="0"/>
-                <w:sz w:val="18"/>
-                <w:szCs w:val="18"/>
-                <w:lang w:val="fr-FR" w:eastAsia="en-US" w:bidi="ar-SA"/>
-              </w:rPr>
-              <w:t>+++</w:t>
+              <w:t>+++ END-FOR std+++</w:t>
             </w:r>
           </w:p>
         </w:tc>
         <w:tc>
           <w:tcPr>
-            <w:tcW w:w="696" w:type="dxa"/>
+            <w:tcW w:w="695" w:type="dxa"/>
             <w:tcBorders>
               <w:right w:val="nil"/>
             </w:tcBorders>
@@ -1282,7 +1142,7 @@
         </w:tc>
         <w:tc>
           <w:tcPr>
-            <w:tcW w:w="1562" w:type="dxa"/>
+            <w:tcW w:w="1563" w:type="dxa"/>
             <w:tcBorders>
               <w:right w:val="nil"/>
             </w:tcBorders>
@@ -1342,7 +1202,7 @@
         </w:tc>
         <w:tc>
           <w:tcPr>
-            <w:tcW w:w="2481" w:type="dxa"/>
+            <w:tcW w:w="2668" w:type="dxa"/>
             <w:tcBorders/>
             <w:vAlign w:val="center"/>
           </w:tcPr>
@@ -1399,7 +1259,9 @@
       </w:r>
     </w:p>
     <w:sectPr>
-      <w:footerReference w:type="default" r:id="rId3"/>
+      <w:footerReference w:type="even" r:id="rId3"/>
+      <w:footerReference w:type="default" r:id="rId4"/>
+      <w:footerReference w:type="first" r:id="rId5"/>
       <w:type w:val="nextPage"/>
       <w:pgSz w:w="11906" w:h="16838"/>
       <w:pgMar w:left="720" w:right="720" w:gutter="0" w:header="0" w:top="720" w:footer="720" w:bottom="1386"/>
@@ -1417,28 +1279,52 @@
   <w:p>
     <w:pPr>
       <w:pStyle w:val="Footer"/>
+      <w:suppressLineNumbers/>
+      <w:spacing w:before="0" w:after="160"/>
+      <w:rPr/>
+    </w:pPr>
+    <w:r>
+      <w:rPr/>
+    </w:r>
+  </w:p>
+</w:ftr>
+</file>
+
+<file path=word/footer2.xml><?xml version="1.0" encoding="utf-8"?>
+<w:ftr xmlns:o="urn:schemas-microsoft-com:office:office" xmlns:r="http://schemas.openxmlformats.org/officeDocument/2006/relationships" xmlns:v="urn:schemas-microsoft-com:vml" xmlns:w="http://schemas.openxmlformats.org/wordprocessingml/2006/main" xmlns:w10="urn:schemas-microsoft-com:office:word" xmlns:wp="http://schemas.openxmlformats.org/drawingml/2006/wordprocessingDrawing" xmlns:wps="http://schemas.microsoft.com/office/word/2010/wordprocessingShape" xmlns:wpg="http://schemas.microsoft.com/office/word/2010/wordprocessingGroup" xmlns:mc="http://schemas.openxmlformats.org/markup-compatibility/2006" xmlns:wp14="http://schemas.microsoft.com/office/word/2010/wordprocessingDrawing" xmlns:w14="http://schemas.microsoft.com/office/word/2010/wordml" xmlns:w15="http://schemas.microsoft.com/office/word/2012/wordml" mc:Ignorable="w14 wp14 w15">
+  <w:p>
+    <w:pPr>
+      <w:pStyle w:val="Footer"/>
       <w:spacing w:before="0" w:after="160"/>
       <w:jc w:val="right"/>
       <w:rPr>
-        <w:rFonts w:ascii="Times New Roman" w:hAnsi="Times New Roman"/>
-        <w:sz w:val="18"/>
-        <w:szCs w:val="18"/>
+        <w:sz w:val="16"/>
+        <w:szCs w:val="16"/>
       </w:rPr>
     </w:pPr>
     <w:r>
       <w:rPr>
         <w:rFonts w:ascii="Times New Roman" w:hAnsi="Times New Roman"/>
-        <w:sz w:val="18"/>
-        <w:szCs w:val="18"/>
+        <w:sz w:val="16"/>
+        <w:szCs w:val="16"/>
       </w:rPr>
-      <w:t xml:space="preserve">Mise en place, </w:t>
+      <w:t xml:space="preserve">Mise en place </w:t>
+    </w:r>
+    <w:r>
+      <w:rPr>
+        <w:rFonts w:cs="Times New Roman" w:ascii="Times New Roman" w:hAnsi="Times New Roman"/>
+        <w:sz w:val="16"/>
+        <w:szCs w:val="16"/>
+        <w:lang w:val="en-US"/>
+      </w:rPr>
+      <w:t xml:space="preserve">| </w:t>
     </w:r>
     <w:r>
       <w:rPr>
         <w:rFonts w:cs="Times New Roman" w:ascii="Times New Roman" w:hAnsi="Times New Roman"/>
         <w:b/>
-        <w:sz w:val="18"/>
-        <w:szCs w:val="18"/>
+        <w:sz w:val="16"/>
+        <w:szCs w:val="16"/>
         <w:lang w:val="en-US"/>
       </w:rPr>
       <w:t>+++school.name+++</w:t>
@@ -1446,46 +1332,79 @@
     <w:r>
       <w:rPr>
         <w:rFonts w:ascii="Times New Roman" w:hAnsi="Times New Roman"/>
-        <w:sz w:val="18"/>
-        <w:szCs w:val="18"/>
+        <w:sz w:val="16"/>
+        <w:szCs w:val="16"/>
       </w:rPr>
-      <w:t xml:space="preserve"> , </w:t>
+      <w:t xml:space="preserve"> </w:t>
     </w:r>
     <w:r>
       <w:rPr>
         <w:rFonts w:cs="Times New Roman" w:ascii="Times New Roman" w:hAnsi="Times New Roman"/>
-        <w:sz w:val="18"/>
-        <w:szCs w:val="18"/>
+        <w:sz w:val="16"/>
+        <w:szCs w:val="16"/>
         <w:lang w:val="en-US"/>
       </w:rPr>
-      <w:t xml:space="preserve">+++assignment.sessionName+++,  </w:t>
+      <w:t>| +++assignment.sessionName+++ | +++school.studyYear.yearName+++</w:t>
+    </w:r>
+  </w:p>
+</w:ftr>
+</file>
+
+<file path=word/footer3.xml><?xml version="1.0" encoding="utf-8"?>
+<w:ftr xmlns:o="urn:schemas-microsoft-com:office:office" xmlns:r="http://schemas.openxmlformats.org/officeDocument/2006/relationships" xmlns:v="urn:schemas-microsoft-com:vml" xmlns:w="http://schemas.openxmlformats.org/wordprocessingml/2006/main" xmlns:w10="urn:schemas-microsoft-com:office:word" xmlns:wp="http://schemas.openxmlformats.org/drawingml/2006/wordprocessingDrawing" xmlns:wps="http://schemas.microsoft.com/office/word/2010/wordprocessingShape" xmlns:wpg="http://schemas.microsoft.com/office/word/2010/wordprocessingGroup" xmlns:mc="http://schemas.openxmlformats.org/markup-compatibility/2006" xmlns:wp14="http://schemas.microsoft.com/office/word/2010/wordprocessingDrawing" xmlns:w14="http://schemas.microsoft.com/office/word/2010/wordml" xmlns:w15="http://schemas.microsoft.com/office/word/2012/wordml" mc:Ignorable="w14 wp14 w15">
+  <w:p>
+    <w:pPr>
+      <w:pStyle w:val="Footer"/>
+      <w:spacing w:before="0" w:after="160"/>
+      <w:jc w:val="right"/>
+      <w:rPr>
+        <w:sz w:val="16"/>
+        <w:szCs w:val="16"/>
+      </w:rPr>
+    </w:pPr>
+    <w:r>
+      <w:rPr>
+        <w:rFonts w:ascii="Times New Roman" w:hAnsi="Times New Roman"/>
+        <w:sz w:val="16"/>
+        <w:szCs w:val="16"/>
+      </w:rPr>
+      <w:t xml:space="preserve">Mise en place </w:t>
     </w:r>
     <w:r>
       <w:rPr>
         <w:rFonts w:cs="Times New Roman" w:ascii="Times New Roman" w:hAnsi="Times New Roman"/>
-        <w:sz w:val="18"/>
-        <w:szCs w:val="18"/>
+        <w:sz w:val="16"/>
+        <w:szCs w:val="16"/>
         <w:lang w:val="en-US"/>
       </w:rPr>
-      <w:t>+++</w:t>
+      <w:t xml:space="preserve">| </w:t>
     </w:r>
     <w:r>
       <w:rPr>
         <w:rFonts w:cs="Times New Roman" w:ascii="Times New Roman" w:hAnsi="Times New Roman"/>
-        <w:sz w:val="18"/>
-        <w:szCs w:val="18"/>
+        <w:b/>
+        <w:sz w:val="16"/>
+        <w:szCs w:val="16"/>
         <w:lang w:val="en-US"/>
       </w:rPr>
-      <w:t>school.studyYear.yearName</w:t>
+      <w:t>+++school.name+++</w:t>
+    </w:r>
+    <w:r>
+      <w:rPr>
+        <w:rFonts w:ascii="Times New Roman" w:hAnsi="Times New Roman"/>
+        <w:sz w:val="16"/>
+        <w:szCs w:val="16"/>
+      </w:rPr>
+      <w:t xml:space="preserve"> </w:t>
     </w:r>
     <w:r>
       <w:rPr>
         <w:rFonts w:cs="Times New Roman" w:ascii="Times New Roman" w:hAnsi="Times New Roman"/>
-        <w:sz w:val="18"/>
-        <w:szCs w:val="18"/>
+        <w:sz w:val="16"/>
+        <w:szCs w:val="16"/>
         <w:lang w:val="en-US"/>
       </w:rPr>
-      <w:t>+++</w:t>
+      <w:t>| +++assignment.sessionName+++ | +++school.studyYear.yearName+++</w:t>
     </w:r>
   </w:p>
 </w:ftr>
@@ -1886,6 +1805,7 @@
     <w:qFormat/>
     <w:pPr>
       <w:widowControl/>
+      <w:suppressAutoHyphens w:val="true"/>
       <w:bidi w:val="0"/>
       <w:spacing w:lineRule="auto" w:line="259" w:before="0" w:after="160"/>
       <w:jc w:val="left"/>
@@ -1912,6 +1832,7 @@
       <w:keepNext w:val="true"/>
       <w:keepLines/>
       <w:widowControl/>
+      <w:suppressAutoHyphens w:val="true"/>
       <w:bidi w:val="0"/>
       <w:spacing w:lineRule="auto" w:line="360" w:before="0" w:after="178"/>
       <w:ind w:hanging="10" w:left="-5" w:right="-15"/>
@@ -1925,7 +1846,7 @@
       <w:kern w:val="0"/>
       <w:sz w:val="28"/>
       <w:szCs w:val="22"/>
-      <w:lang w:eastAsia="fr-FR" w:val="fr-FR" w:bidi="ar-SA"/>
+      <w:lang w:val="fr-FR" w:eastAsia="fr-FR" w:bidi="ar-SA"/>
     </w:rPr>
   </w:style>
   <w:style w:type="paragraph" w:styleId="Heading2">
@@ -1941,6 +1862,7 @@
       <w:keepNext w:val="true"/>
       <w:keepLines/>
       <w:widowControl/>
+      <w:suppressAutoHyphens w:val="true"/>
       <w:bidi w:val="0"/>
       <w:spacing w:lineRule="auto" w:line="360" w:before="0" w:after="60"/>
       <w:ind w:hanging="10" w:left="-5" w:right="-15"/>
@@ -1954,7 +1876,7 @@
       <w:kern w:val="0"/>
       <w:sz w:val="24"/>
       <w:szCs w:val="22"/>
-      <w:lang w:eastAsia="fr-FR" w:val="fr-FR" w:bidi="ar-SA"/>
+      <w:lang w:val="fr-FR" w:eastAsia="fr-FR" w:bidi="ar-SA"/>
     </w:rPr>
   </w:style>
   <w:style w:type="paragraph" w:styleId="Heading3">
@@ -1970,6 +1892,7 @@
       <w:keepNext w:val="true"/>
       <w:keepLines/>
       <w:widowControl/>
+      <w:suppressAutoHyphens w:val="true"/>
       <w:bidi w:val="0"/>
       <w:spacing w:lineRule="auto" w:line="240" w:before="0" w:after="60"/>
       <w:ind w:hanging="10" w:left="-5" w:right="-15"/>
@@ -1982,7 +1905,7 @@
       <w:kern w:val="0"/>
       <w:sz w:val="24"/>
       <w:szCs w:val="22"/>
-      <w:lang w:eastAsia="fr-FR" w:val="fr-FR" w:bidi="ar-SA"/>
+      <w:lang w:val="fr-FR" w:eastAsia="fr-FR" w:bidi="ar-SA"/>
     </w:rPr>
   </w:style>
   <w:style w:type="character" w:styleId="DefaultParagraphFont" w:default="1">
@@ -2133,6 +2056,29 @@
       <w:suppressLineNumbers/>
     </w:pPr>
     <w:rPr/>
+  </w:style>
+  <w:style w:type="paragraph" w:styleId="Contenudetableau">
+    <w:name w:val="Contenu de tableau"/>
+    <w:basedOn w:val="Normal"/>
+    <w:qFormat/>
+    <w:pPr>
+      <w:widowControl w:val="false"/>
+      <w:suppressLineNumbers/>
+    </w:pPr>
+    <w:rPr/>
+  </w:style>
+  <w:style w:type="paragraph" w:styleId="Titredetableau">
+    <w:name w:val="Titre de tableau"/>
+    <w:basedOn w:val="Contenudetableau"/>
+    <w:qFormat/>
+    <w:pPr>
+      <w:suppressLineNumbers/>
+      <w:jc w:val="center"/>
+    </w:pPr>
+    <w:rPr>
+      <w:b/>
+      <w:bCs/>
+    </w:rPr>
   </w:style>
   <w:style w:type="numbering" w:styleId="Pasdeliste" w:default="1">
     <w:name w:val="Pas de liste"/>

--- a/documents_templates/seatings.docx
+++ b/documents_templates/seatings.docx
@@ -71,7 +71,7 @@
         <mc:AlternateContent>
           <mc:Choice Requires="wps">
             <w:drawing>
-              <wp:anchor behindDoc="0" distT="0" distB="0" distL="111760" distR="109220" simplePos="0" locked="0" layoutInCell="0" allowOverlap="1" relativeHeight="3">
+              <wp:anchor behindDoc="0" distT="0" distB="0" distL="111125" distR="107950" simplePos="0" locked="0" layoutInCell="0" allowOverlap="1" relativeHeight="3">
                 <wp:simplePos x="0" y="0"/>
                 <wp:positionH relativeFrom="margin">
                   <wp:posOffset>5918200</wp:posOffset>
@@ -358,9 +358,9 @@
         <w:gridCol w:w="503"/>
         <w:gridCol w:w="3139"/>
         <w:gridCol w:w="695"/>
-        <w:gridCol w:w="1563"/>
-        <w:gridCol w:w="2091"/>
-        <w:gridCol w:w="2668"/>
+        <w:gridCol w:w="1562"/>
+        <w:gridCol w:w="2092"/>
+        <w:gridCol w:w="2667"/>
       </w:tblGrid>
       <w:tr>
         <w:trPr>
@@ -460,7 +460,7 @@
         </w:tc>
         <w:tc>
           <w:tcPr>
-            <w:tcW w:w="1563" w:type="dxa"/>
+            <w:tcW w:w="1562" w:type="dxa"/>
             <w:tcBorders>
               <w:right w:val="nil"/>
             </w:tcBorders>
@@ -489,7 +489,7 @@
         </w:tc>
         <w:tc>
           <w:tcPr>
-            <w:tcW w:w="2091" w:type="dxa"/>
+            <w:tcW w:w="2092" w:type="dxa"/>
             <w:tcBorders>
               <w:right w:val="nil"/>
             </w:tcBorders>
@@ -518,7 +518,7 @@
         </w:tc>
         <w:tc>
           <w:tcPr>
-            <w:tcW w:w="2668" w:type="dxa"/>
+            <w:tcW w:w="2667" w:type="dxa"/>
             <w:tcBorders/>
             <w:vAlign w:val="center"/>
           </w:tcPr>
@@ -633,7 +633,7 @@
         </w:tc>
         <w:tc>
           <w:tcPr>
-            <w:tcW w:w="1563" w:type="dxa"/>
+            <w:tcW w:w="1562" w:type="dxa"/>
             <w:tcBorders>
               <w:right w:val="nil"/>
             </w:tcBorders>
@@ -663,7 +663,7 @@
         </w:tc>
         <w:tc>
           <w:tcPr>
-            <w:tcW w:w="2091" w:type="dxa"/>
+            <w:tcW w:w="2092" w:type="dxa"/>
             <w:tcBorders>
               <w:right w:val="nil"/>
             </w:tcBorders>
@@ -693,7 +693,7 @@
         </w:tc>
         <w:tc>
           <w:tcPr>
-            <w:tcW w:w="2668" w:type="dxa"/>
+            <w:tcW w:w="2667" w:type="dxa"/>
             <w:tcBorders/>
             <w:vAlign w:val="center"/>
           </w:tcPr>
@@ -858,7 +858,7 @@
         </w:tc>
         <w:tc>
           <w:tcPr>
-            <w:tcW w:w="1563" w:type="dxa"/>
+            <w:tcW w:w="1562" w:type="dxa"/>
             <w:tcBorders>
               <w:right w:val="nil"/>
             </w:tcBorders>
@@ -930,7 +930,7 @@
         </w:tc>
         <w:tc>
           <w:tcPr>
-            <w:tcW w:w="2091" w:type="dxa"/>
+            <w:tcW w:w="2092" w:type="dxa"/>
             <w:tcBorders>
               <w:right w:val="nil"/>
             </w:tcBorders>
@@ -992,7 +992,7 @@
         </w:tc>
         <w:tc>
           <w:tcPr>
-            <w:tcW w:w="2668" w:type="dxa"/>
+            <w:tcW w:w="2667" w:type="dxa"/>
             <w:tcBorders/>
             <w:vAlign w:val="center"/>
           </w:tcPr>
@@ -1142,7 +1142,7 @@
         </w:tc>
         <w:tc>
           <w:tcPr>
-            <w:tcW w:w="1563" w:type="dxa"/>
+            <w:tcW w:w="1562" w:type="dxa"/>
             <w:tcBorders>
               <w:right w:val="nil"/>
             </w:tcBorders>
@@ -1172,7 +1172,7 @@
         </w:tc>
         <w:tc>
           <w:tcPr>
-            <w:tcW w:w="2091" w:type="dxa"/>
+            <w:tcW w:w="2092" w:type="dxa"/>
             <w:tcBorders>
               <w:right w:val="nil"/>
             </w:tcBorders>
@@ -1202,7 +1202,7 @@
         </w:tc>
         <w:tc>
           <w:tcPr>
-            <w:tcW w:w="2668" w:type="dxa"/>
+            <w:tcW w:w="2667" w:type="dxa"/>
             <w:tcBorders/>
             <w:vAlign w:val="center"/>
           </w:tcPr>
@@ -1279,7 +1279,6 @@
   <w:p>
     <w:pPr>
       <w:pStyle w:val="Footer"/>
-      <w:suppressLineNumbers/>
       <w:spacing w:before="0" w:after="160"/>
       <w:rPr/>
     </w:pPr>
@@ -1317,7 +1316,7 @@
         <w:szCs w:val="16"/>
         <w:lang w:val="en-US"/>
       </w:rPr>
-      <w:t xml:space="preserve">| </w:t>
+      <w:t xml:space="preserve">| +++assignment.sessionName+++ | </w:t>
     </w:r>
     <w:r>
       <w:rPr>
@@ -1331,20 +1330,12 @@
     </w:r>
     <w:r>
       <w:rPr>
-        <w:rFonts w:ascii="Times New Roman" w:hAnsi="Times New Roman"/>
-        <w:sz w:val="16"/>
-        <w:szCs w:val="16"/>
-      </w:rPr>
-      <w:t xml:space="preserve"> </w:t>
-    </w:r>
-    <w:r>
-      <w:rPr>
         <w:rFonts w:cs="Times New Roman" w:ascii="Times New Roman" w:hAnsi="Times New Roman"/>
         <w:sz w:val="16"/>
         <w:szCs w:val="16"/>
         <w:lang w:val="en-US"/>
       </w:rPr>
-      <w:t>| +++assignment.sessionName+++ | +++school.studyYear.yearName+++</w:t>
+      <w:t xml:space="preserve"> | +++school.studyYear.yearName+++</w:t>
     </w:r>
   </w:p>
 </w:ftr>
@@ -1377,7 +1368,7 @@
         <w:szCs w:val="16"/>
         <w:lang w:val="en-US"/>
       </w:rPr>
-      <w:t xml:space="preserve">| </w:t>
+      <w:t xml:space="preserve">| +++assignment.sessionName+++ | </w:t>
     </w:r>
     <w:r>
       <w:rPr>
@@ -1391,20 +1382,12 @@
     </w:r>
     <w:r>
       <w:rPr>
-        <w:rFonts w:ascii="Times New Roman" w:hAnsi="Times New Roman"/>
-        <w:sz w:val="16"/>
-        <w:szCs w:val="16"/>
-      </w:rPr>
-      <w:t xml:space="preserve"> </w:t>
-    </w:r>
-    <w:r>
-      <w:rPr>
         <w:rFonts w:cs="Times New Roman" w:ascii="Times New Roman" w:hAnsi="Times New Roman"/>
         <w:sz w:val="16"/>
         <w:szCs w:val="16"/>
         <w:lang w:val="en-US"/>
       </w:rPr>
-      <w:t>| +++assignment.sessionName+++ | +++school.studyYear.yearName+++</w:t>
+      <w:t xml:space="preserve"> | +++school.studyYear.yearName+++</w:t>
     </w:r>
   </w:p>
 </w:ftr>

--- a/documents_templates/seatings.docx
+++ b/documents_templates/seatings.docx
@@ -71,7 +71,7 @@
         <mc:AlternateContent>
           <mc:Choice Requires="wps">
             <w:drawing>
-              <wp:anchor behindDoc="0" distT="0" distB="0" distL="111125" distR="107950" simplePos="0" locked="0" layoutInCell="0" allowOverlap="1" relativeHeight="3">
+              <wp:anchor behindDoc="0" distT="0" distB="0" distL="110490" distR="106680" simplePos="0" locked="0" layoutInCell="0" allowOverlap="1" relativeHeight="3">
                 <wp:simplePos x="0" y="0"/>
                 <wp:positionH relativeFrom="margin">
                   <wp:posOffset>5918200</wp:posOffset>
@@ -230,7 +230,29 @@
           <w:szCs w:val="18"/>
           <w:lang w:val="en-US"/>
         </w:rPr>
-        <w:t>+++school.adress+++, +++school.town+++</w:t>
+        <w:t>+++school.ad</w:t>
+      </w:r>
+      <w:r>
+        <w:rPr>
+          <w:rFonts w:cs="Times New Roman" w:ascii="Times New Roman" w:hAnsi="Times New Roman"/>
+          <w:i/>
+          <w:iCs/>
+          <w:sz w:val="18"/>
+          <w:szCs w:val="18"/>
+          <w:lang w:val="en-US"/>
+        </w:rPr>
+        <w:t>d</w:t>
+      </w:r>
+      <w:r>
+        <w:rPr>
+          <w:rFonts w:cs="Times New Roman" w:ascii="Times New Roman" w:hAnsi="Times New Roman"/>
+          <w:i/>
+          <w:iCs/>
+          <w:sz w:val="18"/>
+          <w:szCs w:val="18"/>
+          <w:lang w:val="en-US"/>
+        </w:rPr>
+        <w:t>ress+++, +++school.town+++</w:t>
       </w:r>
     </w:p>
     <w:p>
@@ -359,8 +381,8 @@
         <w:gridCol w:w="3139"/>
         <w:gridCol w:w="695"/>
         <w:gridCol w:w="1562"/>
-        <w:gridCol w:w="2092"/>
-        <w:gridCol w:w="2667"/>
+        <w:gridCol w:w="2093"/>
+        <w:gridCol w:w="2666"/>
       </w:tblGrid>
       <w:tr>
         <w:trPr>
@@ -489,7 +511,7 @@
         </w:tc>
         <w:tc>
           <w:tcPr>
-            <w:tcW w:w="2092" w:type="dxa"/>
+            <w:tcW w:w="2093" w:type="dxa"/>
             <w:tcBorders>
               <w:right w:val="nil"/>
             </w:tcBorders>
@@ -518,7 +540,7 @@
         </w:tc>
         <w:tc>
           <w:tcPr>
-            <w:tcW w:w="2667" w:type="dxa"/>
+            <w:tcW w:w="2666" w:type="dxa"/>
             <w:tcBorders/>
             <w:vAlign w:val="center"/>
           </w:tcPr>
@@ -663,7 +685,7 @@
         </w:tc>
         <w:tc>
           <w:tcPr>
-            <w:tcW w:w="2092" w:type="dxa"/>
+            <w:tcW w:w="2093" w:type="dxa"/>
             <w:tcBorders>
               <w:right w:val="nil"/>
             </w:tcBorders>
@@ -693,7 +715,7 @@
         </w:tc>
         <w:tc>
           <w:tcPr>
-            <w:tcW w:w="2667" w:type="dxa"/>
+            <w:tcW w:w="2666" w:type="dxa"/>
             <w:tcBorders/>
             <w:vAlign w:val="center"/>
           </w:tcPr>
@@ -930,7 +952,7 @@
         </w:tc>
         <w:tc>
           <w:tcPr>
-            <w:tcW w:w="2092" w:type="dxa"/>
+            <w:tcW w:w="2093" w:type="dxa"/>
             <w:tcBorders>
               <w:right w:val="nil"/>
             </w:tcBorders>
@@ -992,7 +1014,7 @@
         </w:tc>
         <w:tc>
           <w:tcPr>
-            <w:tcW w:w="2667" w:type="dxa"/>
+            <w:tcW w:w="2666" w:type="dxa"/>
             <w:tcBorders/>
             <w:vAlign w:val="center"/>
           </w:tcPr>
@@ -1172,7 +1194,7 @@
         </w:tc>
         <w:tc>
           <w:tcPr>
-            <w:tcW w:w="2092" w:type="dxa"/>
+            <w:tcW w:w="2093" w:type="dxa"/>
             <w:tcBorders>
               <w:right w:val="nil"/>
             </w:tcBorders>
@@ -1202,7 +1224,7 @@
         </w:tc>
         <w:tc>
           <w:tcPr>
-            <w:tcW w:w="2667" w:type="dxa"/>
+            <w:tcW w:w="2666" w:type="dxa"/>
             <w:tcBorders/>
             <w:vAlign w:val="center"/>
           </w:tcPr>

--- a/documents_templates/seatings.docx
+++ b/documents_templates/seatings.docx
@@ -71,7 +71,7 @@
         <mc:AlternateContent>
           <mc:Choice Requires="wps">
             <w:drawing>
-              <wp:anchor behindDoc="0" distT="0" distB="0" distL="110490" distR="106680" simplePos="0" locked="0" layoutInCell="0" allowOverlap="1" relativeHeight="3">
+              <wp:anchor behindDoc="0" distT="0" distB="0" distL="109855" distR="105410" simplePos="0" locked="0" layoutInCell="0" allowOverlap="1" relativeHeight="3">
                 <wp:simplePos x="0" y="0"/>
                 <wp:positionH relativeFrom="margin">
                   <wp:posOffset>5918200</wp:posOffset>
@@ -230,29 +230,7 @@
           <w:szCs w:val="18"/>
           <w:lang w:val="en-US"/>
         </w:rPr>
-        <w:t>+++school.ad</w:t>
-      </w:r>
-      <w:r>
-        <w:rPr>
-          <w:rFonts w:cs="Times New Roman" w:ascii="Times New Roman" w:hAnsi="Times New Roman"/>
-          <w:i/>
-          <w:iCs/>
-          <w:sz w:val="18"/>
-          <w:szCs w:val="18"/>
-          <w:lang w:val="en-US"/>
-        </w:rPr>
-        <w:t>d</w:t>
-      </w:r>
-      <w:r>
-        <w:rPr>
-          <w:rFonts w:cs="Times New Roman" w:ascii="Times New Roman" w:hAnsi="Times New Roman"/>
-          <w:i/>
-          <w:iCs/>
-          <w:sz w:val="18"/>
-          <w:szCs w:val="18"/>
-          <w:lang w:val="en-US"/>
-        </w:rPr>
-        <w:t>ress+++, +++school.town+++</w:t>
+        <w:t>+++school.address+++, +++school.town+++</w:t>
       </w:r>
     </w:p>
     <w:p>
@@ -381,8 +359,8 @@
         <w:gridCol w:w="3139"/>
         <w:gridCol w:w="695"/>
         <w:gridCol w:w="1562"/>
-        <w:gridCol w:w="2093"/>
-        <w:gridCol w:w="2666"/>
+        <w:gridCol w:w="2094"/>
+        <w:gridCol w:w="2665"/>
       </w:tblGrid>
       <w:tr>
         <w:trPr>
@@ -511,7 +489,7 @@
         </w:tc>
         <w:tc>
           <w:tcPr>
-            <w:tcW w:w="2093" w:type="dxa"/>
+            <w:tcW w:w="2094" w:type="dxa"/>
             <w:tcBorders>
               <w:right w:val="nil"/>
             </w:tcBorders>
@@ -540,7 +518,7 @@
         </w:tc>
         <w:tc>
           <w:tcPr>
-            <w:tcW w:w="2666" w:type="dxa"/>
+            <w:tcW w:w="2665" w:type="dxa"/>
             <w:tcBorders/>
             <w:vAlign w:val="center"/>
           </w:tcPr>
@@ -685,7 +663,7 @@
         </w:tc>
         <w:tc>
           <w:tcPr>
-            <w:tcW w:w="2093" w:type="dxa"/>
+            <w:tcW w:w="2094" w:type="dxa"/>
             <w:tcBorders>
               <w:right w:val="nil"/>
             </w:tcBorders>
@@ -715,7 +693,7 @@
         </w:tc>
         <w:tc>
           <w:tcPr>
-            <w:tcW w:w="2666" w:type="dxa"/>
+            <w:tcW w:w="2665" w:type="dxa"/>
             <w:tcBorders/>
             <w:vAlign w:val="center"/>
           </w:tcPr>
@@ -822,7 +800,7 @@
                 <w:szCs w:val="18"/>
                 <w:lang w:val="fr-FR" w:eastAsia="en-US" w:bidi="ar-SA"/>
               </w:rPr>
-              <w:t>.enrolement.student.fullName+++</w:t>
+              <w:t>.enrollment.student.fullName+++</w:t>
             </w:r>
           </w:p>
         </w:tc>
@@ -874,7 +852,7 @@
                 <w:szCs w:val="18"/>
                 <w:lang w:val="fr-FR" w:eastAsia="en-US" w:bidi="ar-SA"/>
               </w:rPr>
-              <w:t>.enrolement.student.gender+++</w:t>
+              <w:t>.enrollment.student.gender+++</w:t>
             </w:r>
           </w:p>
         </w:tc>
@@ -936,7 +914,7 @@
                 <w:szCs w:val="18"/>
                 <w:lang w:val="fr-FR" w:eastAsia="en-US" w:bidi="ar-SA"/>
               </w:rPr>
-              <w:t>.enrolement</w:t>
+              <w:t>.enrollment</w:t>
             </w:r>
             <w:r>
               <w:rPr>
@@ -946,13 +924,33 @@
                 <w:szCs w:val="18"/>
                 <w:lang w:val="fr-FR" w:eastAsia="en-US" w:bidi="ar-SA"/>
               </w:rPr>
-              <w:t>.classRoom.shortIdentifier+++</w:t>
+              <w:t>.class</w:t>
+            </w:r>
+            <w:r>
+              <w:rPr>
+                <w:rFonts w:eastAsia="Calibri" w:ascii="Times New Roman" w:hAnsi="Times New Roman"/>
+                <w:kern w:val="0"/>
+                <w:sz w:val="18"/>
+                <w:szCs w:val="18"/>
+                <w:lang w:val="fr-FR" w:eastAsia="en-US" w:bidi="ar-SA"/>
+              </w:rPr>
+              <w:t>r</w:t>
+            </w:r>
+            <w:r>
+              <w:rPr>
+                <w:rFonts w:eastAsia="Calibri" w:ascii="Times New Roman" w:hAnsi="Times New Roman"/>
+                <w:kern w:val="0"/>
+                <w:sz w:val="18"/>
+                <w:szCs w:val="18"/>
+                <w:lang w:val="fr-FR" w:eastAsia="en-US" w:bidi="ar-SA"/>
+              </w:rPr>
+              <w:t>oom.shortIdentifier+++</w:t>
             </w:r>
           </w:p>
         </w:tc>
         <w:tc>
           <w:tcPr>
-            <w:tcW w:w="2093" w:type="dxa"/>
+            <w:tcW w:w="2094" w:type="dxa"/>
             <w:tcBorders>
               <w:right w:val="nil"/>
             </w:tcBorders>
@@ -1014,7 +1012,7 @@
         </w:tc>
         <w:tc>
           <w:tcPr>
-            <w:tcW w:w="2666" w:type="dxa"/>
+            <w:tcW w:w="2665" w:type="dxa"/>
             <w:tcBorders/>
             <w:vAlign w:val="center"/>
           </w:tcPr>
@@ -1058,7 +1056,7 @@
                 <w:szCs w:val="18"/>
                 <w:lang w:val="en-US" w:eastAsia="en-US" w:bidi="ar-SA"/>
               </w:rPr>
-              <w:t>std.enrolement.studentCode</w:t>
+              <w:t>std.enrollment.studentCode</w:t>
             </w:r>
             <w:r>
               <w:rPr>
@@ -1194,7 +1192,7 @@
         </w:tc>
         <w:tc>
           <w:tcPr>
-            <w:tcW w:w="2093" w:type="dxa"/>
+            <w:tcW w:w="2094" w:type="dxa"/>
             <w:tcBorders>
               <w:right w:val="nil"/>
             </w:tcBorders>
@@ -1224,7 +1222,7 @@
         </w:tc>
         <w:tc>
           <w:tcPr>
-            <w:tcW w:w="2666" w:type="dxa"/>
+            <w:tcW w:w="2665" w:type="dxa"/>
             <w:tcBorders/>
             <w:vAlign w:val="center"/>
           </w:tcPr>
